--- a/misc/StreamlineTheProcess.docx
+++ b/misc/StreamlineTheProcess.docx
@@ -63,7 +63,7 @@
     <w:p>
       <w:r>
         <w:pict w14:anchorId="4D873F55">
-          <v:rect id="_x0000_i1115" style="width:0;height:1.5pt" o:hralign="center" o:hrstd="t" o:hr="t" fillcolor="#a0a0a0" stroked="f"/>
+          <v:rect id="_x0000_i1025" style="width:0;height:1.5pt" o:hralign="center" o:hrstd="t" o:hr="t" fillcolor="#a0a0a0" stroked="f"/>
         </w:pict>
       </w:r>
     </w:p>
@@ -353,7 +353,7 @@
     <w:p>
       <w:r>
         <w:pict w14:anchorId="58956C74">
-          <v:rect id="_x0000_i1116" style="width:0;height:1.5pt" o:hralign="center" o:hrstd="t" o:hr="t" fillcolor="#a0a0a0" stroked="f"/>
+          <v:rect id="_x0000_i1026" style="width:0;height:1.5pt" o:hralign="center" o:hrstd="t" o:hr="t" fillcolor="#a0a0a0" stroked="f"/>
         </w:pict>
       </w:r>
     </w:p>
@@ -1037,7 +1037,7 @@
     <w:p>
       <w:r>
         <w:pict w14:anchorId="776E9067">
-          <v:rect id="_x0000_i1117" style="width:0;height:1.5pt" o:hralign="center" o:hrstd="t" o:hr="t" fillcolor="#a0a0a0" stroked="f"/>
+          <v:rect id="_x0000_i1027" style="width:0;height:1.5pt" o:hralign="center" o:hrstd="t" o:hr="t" fillcolor="#a0a0a0" stroked="f"/>
         </w:pict>
       </w:r>
     </w:p>
@@ -1316,7 +1316,7 @@
     <w:p>
       <w:r>
         <w:pict w14:anchorId="67A6BFB1">
-          <v:rect id="_x0000_i1118" style="width:0;height:1.5pt" o:hralign="center" o:hrstd="t" o:hr="t" fillcolor="#a0a0a0" stroked="f"/>
+          <v:rect id="_x0000_i1028" style="width:0;height:1.5pt" o:hralign="center" o:hrstd="t" o:hr="t" fillcolor="#a0a0a0" stroked="f"/>
         </w:pict>
       </w:r>
     </w:p>
@@ -1530,7 +1530,7 @@
     <w:p>
       <w:r>
         <w:pict w14:anchorId="0314E84F">
-          <v:rect id="_x0000_i1119" style="width:0;height:1.5pt" o:hralign="center" o:hrstd="t" o:hr="t" fillcolor="#a0a0a0" stroked="f"/>
+          <v:rect id="_x0000_i1029" style="width:0;height:1.5pt" o:hralign="center" o:hrstd="t" o:hr="t" fillcolor="#a0a0a0" stroked="f"/>
         </w:pict>
       </w:r>
     </w:p>
@@ -1747,7 +1747,7 @@
     <w:p>
       <w:r>
         <w:pict w14:anchorId="5420CD9A">
-          <v:rect id="_x0000_i1120" style="width:0;height:1.5pt" o:hralign="center" o:hrstd="t" o:hr="t" fillcolor="#a0a0a0" stroked="f"/>
+          <v:rect id="_x0000_i1030" style="width:0;height:1.5pt" o:hralign="center" o:hrstd="t" o:hr="t" fillcolor="#a0a0a0" stroked="f"/>
         </w:pict>
       </w:r>
     </w:p>
@@ -1921,7 +1921,7 @@
     <w:p>
       <w:r>
         <w:pict w14:anchorId="097C81EA">
-          <v:rect id="_x0000_i1121" style="width:0;height:1.5pt" o:hralign="center" o:hrstd="t" o:hr="t" fillcolor="#a0a0a0" stroked="f"/>
+          <v:rect id="_x0000_i1031" style="width:0;height:1.5pt" o:hralign="center" o:hrstd="t" o:hr="t" fillcolor="#a0a0a0" stroked="f"/>
         </w:pict>
       </w:r>
     </w:p>
@@ -2125,7 +2125,7 @@
     <w:p>
       <w:r>
         <w:pict w14:anchorId="0890A6E2">
-          <v:rect id="_x0000_i1122" style="width:0;height:1.5pt" o:hralign="center" o:hrstd="t" o:hr="t" fillcolor="#a0a0a0" stroked="f"/>
+          <v:rect id="_x0000_i1032" style="width:0;height:1.5pt" o:hralign="center" o:hrstd="t" o:hr="t" fillcolor="#a0a0a0" stroked="f"/>
         </w:pict>
       </w:r>
     </w:p>
@@ -2186,6 +2186,7 @@
         <w:rPr>
           <w:b/>
           <w:bCs/>
+          <w:strike/>
         </w:rPr>
       </w:pPr>
       <w:r>
@@ -2193,6 +2194,7 @@
           <w:rFonts w:ascii="Segoe UI Symbol" w:hAnsi="Segoe UI Symbol" w:cs="Segoe UI Symbol"/>
           <w:b/>
           <w:bCs/>
+          <w:strike/>
         </w:rPr>
         <w:t>✔</w:t>
       </w:r>
@@ -2200,12 +2202,21 @@
         <w:rPr>
           <w:b/>
           <w:bCs/>
+          <w:strike/>
         </w:rPr>
         <w:t xml:space="preserve"> 1. Node attribute aggregation</w:t>
       </w:r>
     </w:p>
     <w:p>
-      <w:r>
+      <w:pPr>
+        <w:rPr>
+          <w:strike/>
+        </w:rPr>
+      </w:pPr>
+      <w:r>
+        <w:rPr>
+          <w:strike/>
+        </w:rPr>
         <w:t>You currently compute:</w:t>
       </w:r>
     </w:p>
@@ -2215,9 +2226,15 @@
           <w:ilvl w:val="0"/>
           <w:numId w:val="4"/>
         </w:numPr>
-      </w:pPr>
-      <w:proofErr w:type="spellStart"/>
-      <w:r>
+        <w:rPr>
+          <w:strike/>
+        </w:rPr>
+      </w:pPr>
+      <w:proofErr w:type="spellStart"/>
+      <w:r>
+        <w:rPr>
+          <w:strike/>
+        </w:rPr>
         <w:t>posts_authored</w:t>
       </w:r>
       <w:proofErr w:type="spellEnd"/>
@@ -2228,9 +2245,15 @@
           <w:ilvl w:val="0"/>
           <w:numId w:val="4"/>
         </w:numPr>
-      </w:pPr>
-      <w:proofErr w:type="spellStart"/>
-      <w:r>
+        <w:rPr>
+          <w:strike/>
+        </w:rPr>
+      </w:pPr>
+      <w:proofErr w:type="spellStart"/>
+      <w:r>
+        <w:rPr>
+          <w:strike/>
+        </w:rPr>
         <w:t>reposts_made</w:t>
       </w:r>
       <w:proofErr w:type="spellEnd"/>
@@ -2241,9 +2264,15 @@
           <w:ilvl w:val="0"/>
           <w:numId w:val="4"/>
         </w:numPr>
-      </w:pPr>
-      <w:proofErr w:type="spellStart"/>
-      <w:r>
+        <w:rPr>
+          <w:strike/>
+        </w:rPr>
+      </w:pPr>
+      <w:proofErr w:type="spellStart"/>
+      <w:r>
+        <w:rPr>
+          <w:strike/>
+        </w:rPr>
         <w:t>reposts_received</w:t>
       </w:r>
       <w:proofErr w:type="spellEnd"/>
@@ -2254,9 +2283,15 @@
           <w:ilvl w:val="0"/>
           <w:numId w:val="4"/>
         </w:numPr>
-      </w:pPr>
-      <w:proofErr w:type="spellStart"/>
-      <w:r>
+        <w:rPr>
+          <w:strike/>
+        </w:rPr>
+      </w:pPr>
+      <w:proofErr w:type="spellStart"/>
+      <w:r>
+        <w:rPr>
+          <w:strike/>
+        </w:rPr>
         <w:t>total_likes_on_posts</w:t>
       </w:r>
       <w:proofErr w:type="spellEnd"/>
@@ -2267,9 +2302,15 @@
           <w:ilvl w:val="0"/>
           <w:numId w:val="4"/>
         </w:numPr>
-      </w:pPr>
-      <w:proofErr w:type="spellStart"/>
-      <w:r>
+        <w:rPr>
+          <w:strike/>
+        </w:rPr>
+      </w:pPr>
+      <w:proofErr w:type="spellStart"/>
+      <w:r>
+        <w:rPr>
+          <w:strike/>
+        </w:rPr>
         <w:t>earliestPost</w:t>
       </w:r>
       <w:proofErr w:type="spellEnd"/>
@@ -2280,50 +2321,86 @@
           <w:ilvl w:val="0"/>
           <w:numId w:val="4"/>
         </w:numPr>
-      </w:pPr>
-      <w:proofErr w:type="spellStart"/>
-      <w:r>
+        <w:rPr>
+          <w:strike/>
+        </w:rPr>
+      </w:pPr>
+      <w:proofErr w:type="spellStart"/>
+      <w:r>
+        <w:rPr>
+          <w:strike/>
+        </w:rPr>
         <w:lastRenderedPageBreak/>
         <w:t>latestPost</w:t>
       </w:r>
       <w:proofErr w:type="spellEnd"/>
     </w:p>
     <w:p>
-      <w:r>
+      <w:pPr>
+        <w:rPr>
+          <w:strike/>
+        </w:rPr>
+      </w:pPr>
+      <w:r>
+        <w:rPr>
+          <w:strike/>
+        </w:rPr>
         <w:t xml:space="preserve">These can all be computed </w:t>
       </w:r>
       <w:r>
         <w:rPr>
           <w:b/>
           <w:bCs/>
+          <w:strike/>
         </w:rPr>
         <w:t>in SQL</w:t>
       </w:r>
       <w:r>
+        <w:rPr>
+          <w:strike/>
+        </w:rPr>
         <w:t xml:space="preserve"> using </w:t>
       </w:r>
       <w:proofErr w:type="spellStart"/>
       <w:r>
+        <w:rPr>
+          <w:strike/>
+        </w:rPr>
         <w:t>RxSqlServerData</w:t>
       </w:r>
       <w:proofErr w:type="spellEnd"/>
       <w:r>
+        <w:rPr>
+          <w:strike/>
+        </w:rPr>
         <w:t xml:space="preserve"> + </w:t>
       </w:r>
       <w:proofErr w:type="spellStart"/>
       <w:r>
+        <w:rPr>
+          <w:strike/>
+        </w:rPr>
         <w:t>rxSummary</w:t>
       </w:r>
       <w:proofErr w:type="spellEnd"/>
       <w:r>
+        <w:rPr>
+          <w:strike/>
+        </w:rPr>
         <w:t xml:space="preserve"> or </w:t>
       </w:r>
       <w:proofErr w:type="spellStart"/>
       <w:r>
+        <w:rPr>
+          <w:strike/>
+        </w:rPr>
         <w:t>rxCube</w:t>
       </w:r>
       <w:proofErr w:type="spellEnd"/>
       <w:r>
+        <w:rPr>
+          <w:strike/>
+        </w:rPr>
         <w:t>.</w:t>
       </w:r>
     </w:p>
@@ -2351,7 +2428,15 @@
       </w:r>
     </w:p>
     <w:p>
-      <w:r>
+      <w:pPr>
+        <w:rPr>
+          <w:strike/>
+        </w:rPr>
+      </w:pPr>
+      <w:r>
+        <w:rPr>
+          <w:strike/>
+        </w:rPr>
         <w:t>SQL Graph supports:</w:t>
       </w:r>
     </w:p>
@@ -2361,12 +2446,21 @@
           <w:ilvl w:val="0"/>
           <w:numId w:val="5"/>
         </w:numPr>
-      </w:pPr>
-      <w:r>
+        <w:rPr>
+          <w:strike/>
+        </w:rPr>
+      </w:pPr>
+      <w:r>
+        <w:rPr>
+          <w:strike/>
+        </w:rPr>
         <w:t>$</w:t>
       </w:r>
       <w:proofErr w:type="spellStart"/>
       <w:r>
+        <w:rPr>
+          <w:strike/>
+        </w:rPr>
         <w:t>from_id</w:t>
       </w:r>
       <w:proofErr w:type="spellEnd"/>
@@ -2377,112 +2471,223 @@
           <w:ilvl w:val="0"/>
           <w:numId w:val="5"/>
         </w:numPr>
-      </w:pPr>
-      <w:r>
+        <w:rPr>
+          <w:strike/>
+        </w:rPr>
+      </w:pPr>
+      <w:r>
+        <w:rPr>
+          <w:strike/>
+        </w:rPr>
         <w:t>$</w:t>
       </w:r>
       <w:proofErr w:type="spellStart"/>
       <w:r>
+        <w:rPr>
+          <w:strike/>
+        </w:rPr>
         <w:t>to_id</w:t>
       </w:r>
       <w:proofErr w:type="spellEnd"/>
     </w:p>
     <w:p>
-      <w:r>
+      <w:pPr>
+        <w:rPr>
+          <w:strike/>
+        </w:rPr>
+      </w:pPr>
+      <w:r>
+        <w:rPr>
+          <w:strike/>
+        </w:rPr>
         <w:t>You can compute:</w:t>
       </w:r>
     </w:p>
     <w:p>
-      <w:r>
+      <w:pPr>
+        <w:rPr>
+          <w:strike/>
+        </w:rPr>
+      </w:pPr>
+      <w:r>
+        <w:rPr>
+          <w:strike/>
+        </w:rPr>
         <w:t xml:space="preserve">SELECT </w:t>
       </w:r>
       <w:proofErr w:type="spellStart"/>
       <w:r>
+        <w:rPr>
+          <w:strike/>
+        </w:rPr>
         <w:t>to_id</w:t>
       </w:r>
       <w:proofErr w:type="spellEnd"/>
       <w:r>
+        <w:rPr>
+          <w:strike/>
+        </w:rPr>
         <w:t xml:space="preserve">, </w:t>
       </w:r>
       <w:proofErr w:type="gramStart"/>
       <w:r>
+        <w:rPr>
+          <w:strike/>
+        </w:rPr>
         <w:t>COUNT(</w:t>
       </w:r>
       <w:proofErr w:type="gramEnd"/>
       <w:r>
+        <w:rPr>
+          <w:strike/>
+        </w:rPr>
         <w:t xml:space="preserve">*) AS </w:t>
       </w:r>
       <w:proofErr w:type="spellStart"/>
       <w:r>
+        <w:rPr>
+          <w:strike/>
+        </w:rPr>
         <w:t>in_degree</w:t>
       </w:r>
       <w:proofErr w:type="spellEnd"/>
     </w:p>
     <w:p>
-      <w:r>
+      <w:pPr>
+        <w:rPr>
+          <w:strike/>
+        </w:rPr>
+      </w:pPr>
+      <w:r>
+        <w:rPr>
+          <w:strike/>
+        </w:rPr>
         <w:t xml:space="preserve">FROM Reposted GROUP BY </w:t>
       </w:r>
       <w:proofErr w:type="spellStart"/>
       <w:r>
+        <w:rPr>
+          <w:strike/>
+        </w:rPr>
         <w:t>to_</w:t>
       </w:r>
       <w:proofErr w:type="gramStart"/>
       <w:r>
+        <w:rPr>
+          <w:strike/>
+        </w:rPr>
         <w:t>id</w:t>
       </w:r>
       <w:proofErr w:type="spellEnd"/>
       <w:r>
+        <w:rPr>
+          <w:strike/>
+        </w:rPr>
         <w:t>;</w:t>
       </w:r>
       <w:proofErr w:type="gramEnd"/>
     </w:p>
-    <w:p/>
-    <w:p>
-      <w:r>
+    <w:p>
+      <w:pPr>
+        <w:rPr>
+          <w:strike/>
+        </w:rPr>
+      </w:pPr>
+    </w:p>
+    <w:p>
+      <w:pPr>
+        <w:rPr>
+          <w:strike/>
+        </w:rPr>
+      </w:pPr>
+      <w:r>
+        <w:rPr>
+          <w:strike/>
+        </w:rPr>
         <w:t xml:space="preserve">SELECT </w:t>
       </w:r>
       <w:proofErr w:type="spellStart"/>
       <w:r>
+        <w:rPr>
+          <w:strike/>
+        </w:rPr>
         <w:t>from_id</w:t>
       </w:r>
       <w:proofErr w:type="spellEnd"/>
       <w:r>
+        <w:rPr>
+          <w:strike/>
+        </w:rPr>
         <w:t xml:space="preserve">, </w:t>
       </w:r>
       <w:proofErr w:type="gramStart"/>
       <w:r>
+        <w:rPr>
+          <w:strike/>
+        </w:rPr>
         <w:t>COUNT(</w:t>
       </w:r>
       <w:proofErr w:type="gramEnd"/>
       <w:r>
+        <w:rPr>
+          <w:strike/>
+        </w:rPr>
         <w:t xml:space="preserve">*) AS </w:t>
       </w:r>
       <w:proofErr w:type="spellStart"/>
       <w:r>
+        <w:rPr>
+          <w:strike/>
+        </w:rPr>
         <w:t>out_degree</w:t>
       </w:r>
       <w:proofErr w:type="spellEnd"/>
     </w:p>
     <w:p>
-      <w:r>
+      <w:pPr>
+        <w:rPr>
+          <w:strike/>
+        </w:rPr>
+      </w:pPr>
+      <w:r>
+        <w:rPr>
+          <w:strike/>
+        </w:rPr>
         <w:t xml:space="preserve">FROM Reposted GROUP BY </w:t>
       </w:r>
       <w:proofErr w:type="spellStart"/>
       <w:r>
+        <w:rPr>
+          <w:strike/>
+        </w:rPr>
         <w:t>from_</w:t>
       </w:r>
       <w:proofErr w:type="gramStart"/>
       <w:r>
+        <w:rPr>
+          <w:strike/>
+        </w:rPr>
         <w:t>id</w:t>
       </w:r>
       <w:proofErr w:type="spellEnd"/>
       <w:r>
+        <w:rPr>
+          <w:strike/>
+        </w:rPr>
         <w:t>;</w:t>
       </w:r>
       <w:proofErr w:type="gramEnd"/>
     </w:p>
     <w:p>
-      <w:r>
+      <w:pPr>
+        <w:rPr>
+          <w:strike/>
+        </w:rPr>
+      </w:pPr>
+      <w:r>
+        <w:rPr>
+          <w:strike/>
+        </w:rPr>
         <w:t>Then join back into Person.</w:t>
       </w:r>
     </w:p>
@@ -2491,6 +2696,7 @@
         <w:rPr>
           <w:b/>
           <w:bCs/>
+          <w:strike/>
         </w:rPr>
       </w:pPr>
       <w:r>
@@ -2498,6 +2704,7 @@
           <w:rFonts w:ascii="Segoe UI Symbol" w:hAnsi="Segoe UI Symbol" w:cs="Segoe UI Symbol"/>
           <w:b/>
           <w:bCs/>
+          <w:strike/>
         </w:rPr>
         <w:t>✔</w:t>
       </w:r>
@@ -2505,17 +2712,29 @@
         <w:rPr>
           <w:b/>
           <w:bCs/>
+          <w:strike/>
         </w:rPr>
         <w:t xml:space="preserve"> 3. PageRank, betweenness, closeness</w:t>
       </w:r>
     </w:p>
     <w:p>
-      <w:proofErr w:type="spellStart"/>
-      <w:r>
+      <w:pPr>
+        <w:rPr>
+          <w:strike/>
+        </w:rPr>
+      </w:pPr>
+      <w:proofErr w:type="spellStart"/>
+      <w:r>
+        <w:rPr>
+          <w:strike/>
+        </w:rPr>
         <w:t>RevoScaleR</w:t>
       </w:r>
       <w:proofErr w:type="spellEnd"/>
       <w:r>
+        <w:rPr>
+          <w:strike/>
+        </w:rPr>
         <w:t xml:space="preserve"> has </w:t>
       </w:r>
       <w:proofErr w:type="spellStart"/>
@@ -2523,11 +2742,15 @@
         <w:rPr>
           <w:b/>
           <w:bCs/>
+          <w:strike/>
         </w:rPr>
         <w:t>rxExec</w:t>
       </w:r>
       <w:proofErr w:type="spellEnd"/>
       <w:r>
+        <w:rPr>
+          <w:strike/>
+        </w:rPr>
         <w:t xml:space="preserve"> and </w:t>
       </w:r>
       <w:proofErr w:type="spellStart"/>
@@ -2535,160 +2758,316 @@
         <w:rPr>
           <w:b/>
           <w:bCs/>
+          <w:strike/>
         </w:rPr>
         <w:t>rxDataStep</w:t>
       </w:r>
       <w:proofErr w:type="spellEnd"/>
       <w:r>
+        <w:rPr>
+          <w:strike/>
+        </w:rPr>
         <w:t xml:space="preserve"> to run R code </w:t>
       </w:r>
       <w:r>
         <w:rPr>
           <w:i/>
           <w:iCs/>
+          <w:strike/>
         </w:rPr>
         <w:t>inside SQL compute context</w:t>
       </w:r>
       <w:r>
+        <w:rPr>
+          <w:strike/>
+        </w:rPr>
         <w:t>.</w:t>
       </w:r>
     </w:p>
     <w:p>
-      <w:r>
+      <w:pPr>
+        <w:rPr>
+          <w:strike/>
+        </w:rPr>
+      </w:pPr>
+      <w:r>
+        <w:rPr>
+          <w:strike/>
+        </w:rPr>
         <w:t xml:space="preserve">You can push </w:t>
       </w:r>
       <w:proofErr w:type="spellStart"/>
       <w:r>
+        <w:rPr>
+          <w:strike/>
+        </w:rPr>
         <w:t>igraph</w:t>
       </w:r>
       <w:proofErr w:type="spellEnd"/>
       <w:r>
+        <w:rPr>
+          <w:strike/>
+        </w:rPr>
         <w:t>/</w:t>
       </w:r>
       <w:proofErr w:type="spellStart"/>
       <w:r>
+        <w:rPr>
+          <w:strike/>
+        </w:rPr>
         <w:t>statnet</w:t>
       </w:r>
       <w:proofErr w:type="spellEnd"/>
       <w:r>
+        <w:rPr>
+          <w:strike/>
+        </w:rPr>
         <w:t xml:space="preserve"> computations into SQL Server compute context:</w:t>
       </w:r>
     </w:p>
     <w:p>
+      <w:pPr>
+        <w:rPr>
+          <w:strike/>
+        </w:rPr>
+      </w:pPr>
       <w:proofErr w:type="spellStart"/>
       <w:proofErr w:type="gramStart"/>
       <w:r>
+        <w:rPr>
+          <w:strike/>
+        </w:rPr>
         <w:t>rxExec</w:t>
       </w:r>
       <w:proofErr w:type="spellEnd"/>
       <w:r>
+        <w:rPr>
+          <w:strike/>
+        </w:rPr>
         <w:t>(function(</w:t>
       </w:r>
       <w:proofErr w:type="gramEnd"/>
       <w:r>
+        <w:rPr>
+          <w:strike/>
+        </w:rPr>
         <w:t>edges, nodes) {</w:t>
       </w:r>
     </w:p>
     <w:p>
-      <w:r>
+      <w:pPr>
+        <w:rPr>
+          <w:strike/>
+        </w:rPr>
+      </w:pPr>
+      <w:r>
+        <w:rPr>
+          <w:strike/>
+        </w:rPr>
         <w:t xml:space="preserve">  g &lt;- </w:t>
       </w:r>
       <w:proofErr w:type="spellStart"/>
       <w:r>
+        <w:rPr>
+          <w:strike/>
+        </w:rPr>
         <w:t>graph_from_data_</w:t>
       </w:r>
       <w:proofErr w:type="gramStart"/>
       <w:r>
+        <w:rPr>
+          <w:strike/>
+        </w:rPr>
         <w:t>frame</w:t>
       </w:r>
       <w:proofErr w:type="spellEnd"/>
       <w:r>
+        <w:rPr>
+          <w:strike/>
+        </w:rPr>
         <w:t>(</w:t>
       </w:r>
       <w:proofErr w:type="gramEnd"/>
       <w:r>
+        <w:rPr>
+          <w:strike/>
+        </w:rPr>
         <w:t>edges, vertices = nodes, directed = TRUE)</w:t>
       </w:r>
     </w:p>
     <w:p>
-      <w:r>
+      <w:pPr>
+        <w:rPr>
+          <w:strike/>
+        </w:rPr>
+      </w:pPr>
+      <w:r>
+        <w:rPr>
+          <w:strike/>
+        </w:rPr>
         <w:t xml:space="preserve">  </w:t>
       </w:r>
       <w:proofErr w:type="spellStart"/>
       <w:proofErr w:type="gramStart"/>
       <w:r>
+        <w:rPr>
+          <w:strike/>
+        </w:rPr>
         <w:t>data.frame</w:t>
       </w:r>
       <w:proofErr w:type="spellEnd"/>
       <w:proofErr w:type="gramEnd"/>
       <w:r>
+        <w:rPr>
+          <w:strike/>
+        </w:rPr>
         <w:t>(</w:t>
       </w:r>
     </w:p>
     <w:p>
-      <w:r>
+      <w:pPr>
+        <w:rPr>
+          <w:strike/>
+        </w:rPr>
+      </w:pPr>
+      <w:r>
+        <w:rPr>
+          <w:strike/>
+        </w:rPr>
         <w:t xml:space="preserve">    name = V(g)$name,</w:t>
       </w:r>
     </w:p>
     <w:p>
-      <w:r>
+      <w:pPr>
+        <w:rPr>
+          <w:strike/>
+        </w:rPr>
+      </w:pPr>
+      <w:r>
+        <w:rPr>
+          <w:strike/>
+        </w:rPr>
         <w:t xml:space="preserve">    </w:t>
       </w:r>
       <w:proofErr w:type="spellStart"/>
       <w:r>
+        <w:rPr>
+          <w:strike/>
+        </w:rPr>
         <w:t>pagerank</w:t>
       </w:r>
       <w:proofErr w:type="spellEnd"/>
       <w:r>
+        <w:rPr>
+          <w:strike/>
+        </w:rPr>
         <w:t xml:space="preserve"> = </w:t>
       </w:r>
       <w:proofErr w:type="spellStart"/>
       <w:r>
+        <w:rPr>
+          <w:strike/>
+        </w:rPr>
         <w:t>page_rank</w:t>
       </w:r>
       <w:proofErr w:type="spellEnd"/>
       <w:r>
+        <w:rPr>
+          <w:strike/>
+        </w:rPr>
         <w:t>(g)$vector,</w:t>
       </w:r>
     </w:p>
     <w:p>
-      <w:r>
+      <w:pPr>
+        <w:rPr>
+          <w:strike/>
+        </w:rPr>
+      </w:pPr>
+      <w:r>
+        <w:rPr>
+          <w:strike/>
+        </w:rPr>
         <w:t xml:space="preserve">    betweenness = betweenness(g),</w:t>
       </w:r>
     </w:p>
     <w:p>
-      <w:r>
+      <w:pPr>
+        <w:rPr>
+          <w:strike/>
+        </w:rPr>
+      </w:pPr>
+      <w:r>
+        <w:rPr>
+          <w:strike/>
+        </w:rPr>
         <w:t xml:space="preserve">    closeness = closeness(g)</w:t>
       </w:r>
     </w:p>
     <w:p>
-      <w:r>
+      <w:pPr>
+        <w:rPr>
+          <w:strike/>
+        </w:rPr>
+      </w:pPr>
+      <w:r>
+        <w:rPr>
+          <w:strike/>
+        </w:rPr>
         <w:t xml:space="preserve">  )</w:t>
       </w:r>
     </w:p>
     <w:p>
-      <w:r>
+      <w:pPr>
+        <w:rPr>
+          <w:strike/>
+        </w:rPr>
+      </w:pPr>
+      <w:r>
+        <w:rPr>
+          <w:strike/>
+        </w:rPr>
         <w:t xml:space="preserve">}, edges, nodes, </w:t>
       </w:r>
       <w:proofErr w:type="spellStart"/>
       <w:r>
+        <w:rPr>
+          <w:strike/>
+        </w:rPr>
         <w:t>computeContext</w:t>
       </w:r>
       <w:proofErr w:type="spellEnd"/>
       <w:r>
+        <w:rPr>
+          <w:strike/>
+        </w:rPr>
         <w:t xml:space="preserve"> = </w:t>
       </w:r>
       <w:proofErr w:type="spellStart"/>
       <w:r>
+        <w:rPr>
+          <w:strike/>
+        </w:rPr>
         <w:t>RxInSqlServer</w:t>
       </w:r>
       <w:proofErr w:type="spellEnd"/>
       <w:r>
+        <w:rPr>
+          <w:strike/>
+        </w:rPr>
         <w:t>(...))</w:t>
       </w:r>
     </w:p>
     <w:p>
-      <w:r>
+      <w:pPr>
+        <w:rPr>
+          <w:strike/>
+        </w:rPr>
+      </w:pPr>
+      <w:r>
+        <w:rPr>
+          <w:strike/>
+        </w:rPr>
         <w:t>This avoids pulling large graphs into local memory.</w:t>
       </w:r>
     </w:p>
@@ -2697,6 +3076,7 @@
         <w:rPr>
           <w:b/>
           <w:bCs/>
+          <w:strike/>
         </w:rPr>
       </w:pPr>
       <w:r>
@@ -2704,6 +3084,7 @@
           <w:rFonts w:ascii="Segoe UI Symbol" w:hAnsi="Segoe UI Symbol" w:cs="Segoe UI Symbol"/>
           <w:b/>
           <w:bCs/>
+          <w:strike/>
         </w:rPr>
         <w:t>✔</w:t>
       </w:r>
@@ -2711,19 +3092,23 @@
         <w:rPr>
           <w:b/>
           <w:bCs/>
+          <w:strike/>
         </w:rPr>
         <w:t xml:space="preserve"> 4. Community detection</w:t>
       </w:r>
     </w:p>
     <w:p>
       <w:r>
+        <w:rPr>
+          <w:strike/>
+        </w:rPr>
         <w:t>Same idea — run inside SQL compute context.</w:t>
       </w:r>
     </w:p>
     <w:p>
       <w:r>
         <w:pict w14:anchorId="305EDA69">
-          <v:rect id="_x0000_i1123" style="width:0;height:1.5pt" o:hralign="center" o:hrstd="t" o:hr="t" fillcolor="#a0a0a0" stroked="f"/>
+          <v:rect id="_x0000_i1033" style="width:0;height:1.5pt" o:hralign="center" o:hrstd="t" o:hr="t" fillcolor="#a0a0a0" stroked="f"/>
         </w:pict>
       </w:r>
     </w:p>
@@ -2769,7 +3154,7 @@
       <w:r>
         <w:lastRenderedPageBreak/>
         <w:pict w14:anchorId="41EDAB5C">
-          <v:rect id="_x0000_i1124" style="width:0;height:1.5pt" o:hralign="center" o:hrstd="t" o:hr="t" fillcolor="#a0a0a0" stroked="f"/>
+          <v:rect id="_x0000_i1034" style="width:0;height:1.5pt" o:hralign="center" o:hrstd="t" o:hr="t" fillcolor="#a0a0a0" stroked="f"/>
         </w:pict>
       </w:r>
     </w:p>
@@ -2845,7 +3230,7 @@
     <w:p>
       <w:r>
         <w:pict w14:anchorId="55D3D19F">
-          <v:rect id="_x0000_i1125" style="width:0;height:1.5pt" o:hralign="center" o:hrstd="t" o:hr="t" fillcolor="#a0a0a0" stroked="f"/>
+          <v:rect id="_x0000_i1035" style="width:0;height:1.5pt" o:hralign="center" o:hrstd="t" o:hr="t" fillcolor="#a0a0a0" stroked="f"/>
         </w:pict>
       </w:r>
     </w:p>
@@ -2924,7 +3309,7 @@
     <w:p>
       <w:r>
         <w:pict w14:anchorId="3A1D9B80">
-          <v:rect id="_x0000_i1126" style="width:0;height:1.5pt" o:hralign="center" o:hrstd="t" o:hr="t" fillcolor="#a0a0a0" stroked="f"/>
+          <v:rect id="_x0000_i1036" style="width:0;height:1.5pt" o:hralign="center" o:hrstd="t" o:hr="t" fillcolor="#a0a0a0" stroked="f"/>
         </w:pict>
       </w:r>
     </w:p>
@@ -2973,7 +3358,7 @@
     <w:p>
       <w:r>
         <w:pict w14:anchorId="1CE35611">
-          <v:rect id="_x0000_i1127" style="width:0;height:1.5pt" o:hralign="center" o:hrstd="t" o:hr="t" fillcolor="#a0a0a0" stroked="f"/>
+          <v:rect id="_x0000_i1037" style="width:0;height:1.5pt" o:hralign="center" o:hrstd="t" o:hr="t" fillcolor="#a0a0a0" stroked="f"/>
         </w:pict>
       </w:r>
     </w:p>
@@ -3044,7 +3429,7 @@
     <w:p>
       <w:r>
         <w:pict w14:anchorId="5869987A">
-          <v:rect id="_x0000_i1128" style="width:0;height:1.5pt" o:hralign="center" o:hrstd="t" o:hr="t" fillcolor="#a0a0a0" stroked="f"/>
+          <v:rect id="_x0000_i1038" style="width:0;height:1.5pt" o:hralign="center" o:hrstd="t" o:hr="t" fillcolor="#a0a0a0" stroked="f"/>
         </w:pict>
       </w:r>
     </w:p>
@@ -3104,7 +3489,7 @@
     <w:p>
       <w:r>
         <w:pict w14:anchorId="660B530A">
-          <v:rect id="_x0000_i1129" style="width:0;height:1.5pt" o:hralign="center" o:hrstd="t" o:hr="t" fillcolor="#a0a0a0" stroked="f"/>
+          <v:rect id="_x0000_i1039" style="width:0;height:1.5pt" o:hralign="center" o:hrstd="t" o:hr="t" fillcolor="#a0a0a0" stroked="f"/>
         </w:pict>
       </w:r>
     </w:p>
@@ -5523,6 +5908,7 @@
   <w:style w:type="character" w:default="1" w:styleId="DefaultParagraphFont">
     <w:name w:val="Default Paragraph Font"/>
     <w:uiPriority w:val="1"/>
+    <w:semiHidden/>
     <w:unhideWhenUsed/>
   </w:style>
   <w:style w:type="table" w:default="1" w:styleId="TableNormal">
